--- a/Documentacion/Plan De Negocio.docx
+++ b/Documentacion/Plan De Negocio.docx
@@ -1,6 +1,6 @@
 
 <file path=word/document.xml><?xml version="1.0" encoding="utf-8"?>
-<w:document xmlns:wpc="http://schemas.microsoft.com/office/word/2010/wordprocessingCanvas" xmlns:cx="http://schemas.microsoft.com/office/drawing/2014/chartex" xmlns:cx1="http://schemas.microsoft.com/office/drawing/2015/9/8/chartex" xmlns:cx2="http://schemas.microsoft.com/office/drawing/2015/10/21/chartex" xmlns:cx3="http://schemas.microsoft.com/office/drawing/2016/5/9/chartex" xmlns:cx4="http://schemas.microsoft.com/office/drawing/2016/5/10/chartex" xmlns:cx5="http://schemas.microsoft.com/office/drawing/2016/5/11/chartex" xmlns:cx6="http://schemas.microsoft.com/office/drawing/2016/5/12/chartex" xmlns:cx7="http://schemas.microsoft.com/office/drawing/2016/5/13/chartex" xmlns:cx8="http://schemas.microsoft.com/office/drawing/2016/5/14/chartex" xmlns:mc="http://schemas.openxmlformats.org/markup-compatibility/2006" xmlns:aink="http://schemas.microsoft.com/office/drawing/2016/ink" xmlns:am3d="http://schemas.microsoft.com/office/drawing/2017/model3d" xmlns:o="urn:schemas-microsoft-com:office:office" xmlns:r="http://schemas.openxmlformats.org/officeDocument/2006/relationships" xmlns:m="http://schemas.openxmlformats.org/officeDocument/2006/math" xmlns:v="urn:schemas-microsoft-com:vml" xmlns:wp14="http://schemas.microsoft.com/office/word/2010/wordprocessingDrawing" xmlns:wp="http://schemas.openxmlformats.org/drawingml/2006/wordprocessingDrawing" xmlns:w10="urn:schemas-microsoft-com:office:word" xmlns:w="http://schemas.openxmlformats.org/wordprocessingml/2006/main" xmlns:w14="http://schemas.microsoft.com/office/word/2010/wordml" xmlns:w15="http://schemas.microsoft.com/office/word/2012/wordml" xmlns:w16cid="http://schemas.microsoft.com/office/word/2016/wordml/cid" xmlns:w16se="http://schemas.microsoft.com/office/word/2015/wordml/symex" xmlns:wpg="http://schemas.microsoft.com/office/word/2010/wordprocessingGroup" xmlns:wpi="http://schemas.microsoft.com/office/word/2010/wordprocessingInk" xmlns:wne="http://schemas.microsoft.com/office/word/2006/wordml" xmlns:wps="http://schemas.microsoft.com/office/word/2010/wordprocessingShape" mc:Ignorable="w14 w15 w16se w16cid wp14">
+<w:document xmlns:wpc="http://schemas.microsoft.com/office/word/2010/wordprocessingCanvas" xmlns:cx="http://schemas.microsoft.com/office/drawing/2014/chartex" xmlns:cx1="http://schemas.microsoft.com/office/drawing/2015/9/8/chartex" xmlns:cx2="http://schemas.microsoft.com/office/drawing/2015/10/21/chartex" xmlns:cx3="http://schemas.microsoft.com/office/drawing/2016/5/9/chartex" xmlns:cx4="http://schemas.microsoft.com/office/drawing/2016/5/10/chartex" xmlns:cx5="http://schemas.microsoft.com/office/drawing/2016/5/11/chartex" xmlns:cx6="http://schemas.microsoft.com/office/drawing/2016/5/12/chartex" xmlns:cx7="http://schemas.microsoft.com/office/drawing/2016/5/13/chartex" xmlns:cx8="http://schemas.microsoft.com/office/drawing/2016/5/14/chartex" xmlns:mc="http://schemas.openxmlformats.org/markup-compatibility/2006" xmlns:aink="http://schemas.microsoft.com/office/drawing/2016/ink" xmlns:am3d="http://schemas.microsoft.com/office/drawing/2017/model3d" xmlns:o="urn:schemas-microsoft-com:office:office" xmlns:oel="http://schemas.microsoft.com/office/2019/extlst" xmlns:r="http://schemas.openxmlformats.org/officeDocument/2006/relationships" xmlns:m="http://schemas.openxmlformats.org/officeDocument/2006/math" xmlns:v="urn:schemas-microsoft-com:vml" xmlns:wp14="http://schemas.microsoft.com/office/word/2010/wordprocessingDrawing" xmlns:wp="http://schemas.openxmlformats.org/drawingml/2006/wordprocessingDrawing" xmlns:w10="urn:schemas-microsoft-com:office:word" xmlns:w="http://schemas.openxmlformats.org/wordprocessingml/2006/main" xmlns:w14="http://schemas.microsoft.com/office/word/2010/wordml" xmlns:w15="http://schemas.microsoft.com/office/word/2012/wordml" xmlns:w16cex="http://schemas.microsoft.com/office/word/2018/wordml/cex" xmlns:w16cid="http://schemas.microsoft.com/office/word/2016/wordml/cid" xmlns:w16="http://schemas.microsoft.com/office/word/2018/wordml" xmlns:w16du="http://schemas.microsoft.com/office/word/2023/wordml/word16du" xmlns:w16sdtdh="http://schemas.microsoft.com/office/word/2020/wordml/sdtdatahash" xmlns:w16sdtfl="http://schemas.microsoft.com/office/word/2024/wordml/sdtformatlock" xmlns:w16se="http://schemas.microsoft.com/office/word/2015/wordml/symex" xmlns:wpg="http://schemas.microsoft.com/office/word/2010/wordprocessingGroup" xmlns:wpi="http://schemas.microsoft.com/office/word/2010/wordprocessingInk" xmlns:wne="http://schemas.microsoft.com/office/word/2006/wordml" xmlns:wps="http://schemas.microsoft.com/office/word/2010/wordprocessingShape" mc:Ignorable="w14 w15 w16se w16cid w16 w16cex w16sdtdh w16sdtfl w16du wp14">
   <w:body>
     <w:p>
       <w:pPr>
@@ -45,23 +45,7 @@
       </w:r>
       <w:proofErr w:type="spellEnd"/>
       <w:r>
-        <w:t xml:space="preserve"> es una aplicación móvil nativa para Android respaldada por una API REST en Spring </w:t>
-      </w:r>
-      <w:proofErr w:type="spellStart"/>
-      <w:r>
-        <w:t>Boot</w:t>
-      </w:r>
-      <w:proofErr w:type="spellEnd"/>
-      <w:r>
-        <w:t xml:space="preserve"> y una base de datos MySQL. SE ofrece como un servicio digital (Software as </w:t>
-      </w:r>
-      <w:proofErr w:type="spellStart"/>
-      <w:r>
-        <w:t>Service</w:t>
-      </w:r>
-      <w:proofErr w:type="spellEnd"/>
-      <w:r>
-        <w:t xml:space="preserve"> – SaaS) bajo un modelo </w:t>
+        <w:t xml:space="preserve"> es una aplicación móvil nativa para Android respaldada por una API REST en Spring Boot y una base de datos MySQL. SE ofrece como un servicio digital (Software as Service – SaaS) bajo un modelo </w:t>
       </w:r>
       <w:proofErr w:type="spellStart"/>
       <w:r>
@@ -376,15 +360,7 @@
         </w:numPr>
       </w:pPr>
       <w:r>
-        <w:t xml:space="preserve">Infraestructura: Servidor VPS para alojar Spring </w:t>
-      </w:r>
-      <w:proofErr w:type="spellStart"/>
-      <w:r>
-        <w:t>Boot</w:t>
-      </w:r>
-      <w:proofErr w:type="spellEnd"/>
-      <w:r>
-        <w:t xml:space="preserve"> + MyS</w:t>
+        <w:t>Infraestructura: Servidor VPS para alojar Spring Boot + MyS</w:t>
       </w:r>
       <w:r>
         <w:t>QL y dominio (Aprox. 20/30€mes)</w:t>
@@ -473,12 +449,7 @@
         </w:numPr>
       </w:pPr>
       <w:r>
-        <w:t>Beneficio: El primer año el beneficio económico directo sería modesto (Ingresos 2.500€ - Costes fijos 385€ = 2.115€), pero el retorno real se encuentra en la validación</w:t>
-      </w:r>
-      <w:bookmarkStart w:id="0" w:name="_GoBack"/>
-      <w:bookmarkEnd w:id="0"/>
-      <w:r>
-        <w:t xml:space="preserve"> del mercado y el valor del producto creado.</w:t>
+        <w:t>Beneficio: El primer año el beneficio económico directo sería modesto (Ingresos 2.500€ - Costes fijos 385€ = 2.115€), pero el retorno real se encuentra en la validación del mercado y el valor del producto creado.</w:t>
       </w:r>
     </w:p>
     <w:sectPr>
@@ -492,7 +463,7 @@
 </file>
 
 <file path=word/numbering.xml><?xml version="1.0" encoding="utf-8"?>
-<w:numbering xmlns:wpc="http://schemas.microsoft.com/office/word/2010/wordprocessingCanvas" xmlns:cx="http://schemas.microsoft.com/office/drawing/2014/chartex" xmlns:cx1="http://schemas.microsoft.com/office/drawing/2015/9/8/chartex" xmlns:cx2="http://schemas.microsoft.com/office/drawing/2015/10/21/chartex" xmlns:cx3="http://schemas.microsoft.com/office/drawing/2016/5/9/chartex" xmlns:cx4="http://schemas.microsoft.com/office/drawing/2016/5/10/chartex" xmlns:cx5="http://schemas.microsoft.com/office/drawing/2016/5/11/chartex" xmlns:cx6="http://schemas.microsoft.com/office/drawing/2016/5/12/chartex" xmlns:cx7="http://schemas.microsoft.com/office/drawing/2016/5/13/chartex" xmlns:cx8="http://schemas.microsoft.com/office/drawing/2016/5/14/chartex" xmlns:mc="http://schemas.openxmlformats.org/markup-compatibility/2006" xmlns:aink="http://schemas.microsoft.com/office/drawing/2016/ink" xmlns:am3d="http://schemas.microsoft.com/office/drawing/2017/model3d" xmlns:o="urn:schemas-microsoft-com:office:office" xmlns:r="http://schemas.openxmlformats.org/officeDocument/2006/relationships" xmlns:m="http://schemas.openxmlformats.org/officeDocument/2006/math" xmlns:v="urn:schemas-microsoft-com:vml" xmlns:wp14="http://schemas.microsoft.com/office/word/2010/wordprocessingDrawing" xmlns:wp="http://schemas.openxmlformats.org/drawingml/2006/wordprocessingDrawing" xmlns:w10="urn:schemas-microsoft-com:office:word" xmlns:w="http://schemas.openxmlformats.org/wordprocessingml/2006/main" xmlns:w14="http://schemas.microsoft.com/office/word/2010/wordml" xmlns:w15="http://schemas.microsoft.com/office/word/2012/wordml" xmlns:w16cid="http://schemas.microsoft.com/office/word/2016/wordml/cid" xmlns:w16se="http://schemas.microsoft.com/office/word/2015/wordml/symex" xmlns:wpg="http://schemas.microsoft.com/office/word/2010/wordprocessingGroup" xmlns:wpi="http://schemas.microsoft.com/office/word/2010/wordprocessingInk" xmlns:wne="http://schemas.microsoft.com/office/word/2006/wordml" xmlns:wps="http://schemas.microsoft.com/office/word/2010/wordprocessingShape" mc:Ignorable="w14 w15 w16se w16cid wp14">
+<w:numbering xmlns:wpc="http://schemas.microsoft.com/office/word/2010/wordprocessingCanvas" xmlns:cx="http://schemas.microsoft.com/office/drawing/2014/chartex" xmlns:cx1="http://schemas.microsoft.com/office/drawing/2015/9/8/chartex" xmlns:cx2="http://schemas.microsoft.com/office/drawing/2015/10/21/chartex" xmlns:cx3="http://schemas.microsoft.com/office/drawing/2016/5/9/chartex" xmlns:cx4="http://schemas.microsoft.com/office/drawing/2016/5/10/chartex" xmlns:cx5="http://schemas.microsoft.com/office/drawing/2016/5/11/chartex" xmlns:cx6="http://schemas.microsoft.com/office/drawing/2016/5/12/chartex" xmlns:cx7="http://schemas.microsoft.com/office/drawing/2016/5/13/chartex" xmlns:cx8="http://schemas.microsoft.com/office/drawing/2016/5/14/chartex" xmlns:mc="http://schemas.openxmlformats.org/markup-compatibility/2006" xmlns:aink="http://schemas.microsoft.com/office/drawing/2016/ink" xmlns:am3d="http://schemas.microsoft.com/office/drawing/2017/model3d" xmlns:o="urn:schemas-microsoft-com:office:office" xmlns:oel="http://schemas.microsoft.com/office/2019/extlst" xmlns:r="http://schemas.openxmlformats.org/officeDocument/2006/relationships" xmlns:m="http://schemas.openxmlformats.org/officeDocument/2006/math" xmlns:v="urn:schemas-microsoft-com:vml" xmlns:wp14="http://schemas.microsoft.com/office/word/2010/wordprocessingDrawing" xmlns:wp="http://schemas.openxmlformats.org/drawingml/2006/wordprocessingDrawing" xmlns:w10="urn:schemas-microsoft-com:office:word" xmlns:w="http://schemas.openxmlformats.org/wordprocessingml/2006/main" xmlns:w14="http://schemas.microsoft.com/office/word/2010/wordml" xmlns:w15="http://schemas.microsoft.com/office/word/2012/wordml" xmlns:w16cex="http://schemas.microsoft.com/office/word/2018/wordml/cex" xmlns:w16cid="http://schemas.microsoft.com/office/word/2016/wordml/cid" xmlns:w16="http://schemas.microsoft.com/office/word/2018/wordml" xmlns:w16du="http://schemas.microsoft.com/office/word/2023/wordml/word16du" xmlns:w16sdtdh="http://schemas.microsoft.com/office/word/2020/wordml/sdtdatahash" xmlns:w16sdtfl="http://schemas.microsoft.com/office/word/2024/wordml/sdtformatlock" xmlns:w16se="http://schemas.microsoft.com/office/word/2015/wordml/symex" xmlns:wpg="http://schemas.microsoft.com/office/word/2010/wordprocessingGroup" xmlns:wpi="http://schemas.microsoft.com/office/word/2010/wordprocessingInk" xmlns:wne="http://schemas.microsoft.com/office/word/2006/wordml" xmlns:wps="http://schemas.microsoft.com/office/word/2010/wordprocessingShape" mc:Ignorable="w14 w15 w16se w16cid w16 w16cex w16sdtdh w16sdtfl w16du wp14">
   <w:abstractNum w:abstractNumId="0" w15:restartNumberingAfterBreak="0">
     <w:nsid w:val="1344479D"/>
     <w:multiLevelType w:val="hybridMultilevel"/>
@@ -1257,32 +1228,32 @@
       </w:rPr>
     </w:lvl>
   </w:abstractNum>
-  <w:num w:numId="1">
+  <w:num w:numId="1" w16cid:durableId="1949384677">
     <w:abstractNumId w:val="1"/>
   </w:num>
-  <w:num w:numId="2">
+  <w:num w:numId="2" w16cid:durableId="408238624">
     <w:abstractNumId w:val="2"/>
   </w:num>
-  <w:num w:numId="3">
+  <w:num w:numId="3" w16cid:durableId="1088648433">
     <w:abstractNumId w:val="6"/>
   </w:num>
-  <w:num w:numId="4">
+  <w:num w:numId="4" w16cid:durableId="938560397">
     <w:abstractNumId w:val="4"/>
   </w:num>
-  <w:num w:numId="5">
+  <w:num w:numId="5" w16cid:durableId="1676953069">
     <w:abstractNumId w:val="3"/>
   </w:num>
-  <w:num w:numId="6">
+  <w:num w:numId="6" w16cid:durableId="1618439847">
     <w:abstractNumId w:val="5"/>
   </w:num>
-  <w:num w:numId="7">
+  <w:num w:numId="7" w16cid:durableId="1651252808">
     <w:abstractNumId w:val="0"/>
   </w:num>
 </w:numbering>
 </file>
 
 <file path=word/styles.xml><?xml version="1.0" encoding="utf-8"?>
-<w:styles xmlns:mc="http://schemas.openxmlformats.org/markup-compatibility/2006" xmlns:r="http://schemas.openxmlformats.org/officeDocument/2006/relationships" xmlns:w="http://schemas.openxmlformats.org/wordprocessingml/2006/main" xmlns:w14="http://schemas.microsoft.com/office/word/2010/wordml" xmlns:w15="http://schemas.microsoft.com/office/word/2012/wordml" xmlns:w16cid="http://schemas.microsoft.com/office/word/2016/wordml/cid" xmlns:w16se="http://schemas.microsoft.com/office/word/2015/wordml/symex" mc:Ignorable="w14 w15 w16se w16cid">
+<w:styles xmlns:mc="http://schemas.openxmlformats.org/markup-compatibility/2006" xmlns:r="http://schemas.openxmlformats.org/officeDocument/2006/relationships" xmlns:w="http://schemas.openxmlformats.org/wordprocessingml/2006/main" xmlns:w14="http://schemas.microsoft.com/office/word/2010/wordml" xmlns:w15="http://schemas.microsoft.com/office/word/2012/wordml" xmlns:w16cex="http://schemas.microsoft.com/office/word/2018/wordml/cex" xmlns:w16cid="http://schemas.microsoft.com/office/word/2016/wordml/cid" xmlns:w16="http://schemas.microsoft.com/office/word/2018/wordml" xmlns:w16du="http://schemas.microsoft.com/office/word/2023/wordml/word16du" xmlns:w16sdtdh="http://schemas.microsoft.com/office/word/2020/wordml/sdtdatahash" xmlns:w16sdtfl="http://schemas.microsoft.com/office/word/2024/wordml/sdtformatlock" xmlns:w16se="http://schemas.microsoft.com/office/word/2015/wordml/symex" mc:Ignorable="w14 w15 w16se w16cid w16 w16cex w16sdtdh w16sdtfl w16du">
   <w:docDefaults>
     <w:rPrDefault>
       <w:rPr>
@@ -1298,7 +1269,7 @@
       </w:pPr>
     </w:pPrDefault>
   </w:docDefaults>
-  <w:latentStyles w:defLockedState="0" w:defUIPriority="99" w:defSemiHidden="0" w:defUnhideWhenUsed="0" w:defQFormat="0" w:count="375">
+  <w:latentStyles w:defLockedState="0" w:defUIPriority="99" w:defSemiHidden="0" w:defUnhideWhenUsed="0" w:defQFormat="0" w:count="376">
     <w:lsdException w:name="Normal" w:uiPriority="0" w:qFormat="1"/>
     <w:lsdException w:name="heading 1" w:uiPriority="9" w:qFormat="1"/>
     <w:lsdException w:name="heading 2" w:semiHidden="1" w:uiPriority="9" w:unhideWhenUsed="1" w:qFormat="1"/>
@@ -1674,6 +1645,7 @@
     <w:lsdException w:name="Smart Hyperlink" w:semiHidden="1" w:unhideWhenUsed="1"/>
     <w:lsdException w:name="Hashtag" w:semiHidden="1" w:unhideWhenUsed="1"/>
     <w:lsdException w:name="Unresolved Mention" w:semiHidden="1" w:unhideWhenUsed="1"/>
+    <w:lsdException w:name="Smart Link" w:semiHidden="1" w:unhideWhenUsed="1"/>
   </w:latentStyles>
   <w:style w:type="paragraph" w:default="1" w:styleId="Normal">
     <w:name w:val="Normal"/>

--- a/Documentacion/Plan De Negocio.docx
+++ b/Documentacion/Plan De Negocio.docx
@@ -5,40 +5,60 @@
     <w:p>
       <w:pPr>
         <w:pStyle w:val="Ttulo1"/>
+        <w:spacing w:line="360" w:lineRule="auto"/>
       </w:pPr>
       <w:r>
         <w:t>Plan de negocio</w:t>
       </w:r>
     </w:p>
-    <w:p/>
+    <w:p>
+      <w:pPr>
+        <w:spacing w:line="360" w:lineRule="auto"/>
+      </w:pPr>
+    </w:p>
     <w:p>
       <w:pPr>
         <w:pStyle w:val="Ttulo2"/>
+        <w:spacing w:line="360" w:lineRule="auto"/>
       </w:pPr>
       <w:r>
         <w:t>Áreas de interés, sector y mercado dirigido</w:t>
       </w:r>
     </w:p>
     <w:p>
+      <w:pPr>
+        <w:spacing w:line="360" w:lineRule="auto"/>
+      </w:pPr>
       <w:r>
         <w:t>El proyecto se enfoca en el sector tecnológico orientado a la salud y bienestar, más concretamente se dirige al mercado de las aplicaciones móviles de productividad y registro deportivo.</w:t>
       </w:r>
     </w:p>
     <w:p>
+      <w:pPr>
+        <w:spacing w:line="360" w:lineRule="auto"/>
+      </w:pPr>
       <w:r>
         <w:t>El área de interés principal es el entrenamiento de fuerza (musculación, powerlifting, hipertrofia), un nicho de mercado en constante crecimiento donde los usuarios buscan digitalizar el clásico “cuaderno de entrenamiento” para aplicar el principio de sobrecargar progresiva basándose en datos reales.</w:t>
       </w:r>
     </w:p>
-    <w:p/>
+    <w:p>
+      <w:pPr>
+        <w:spacing w:line="360" w:lineRule="auto"/>
+      </w:pPr>
+    </w:p>
     <w:p>
       <w:pPr>
         <w:pStyle w:val="Ttulo2"/>
+        <w:spacing w:line="360" w:lineRule="auto"/>
       </w:pPr>
       <w:r>
         <w:t>Caracterizar el producto o servicio a ofrecer</w:t>
       </w:r>
     </w:p>
     <w:p>
+      <w:pPr>
+        <w:spacing w:line="360" w:lineRule="auto"/>
+      </w:pPr>
       <w:proofErr w:type="spellStart"/>
       <w:r>
         <w:t>GymProgress</w:t>
@@ -66,6 +86,7 @@
           <w:ilvl w:val="0"/>
           <w:numId w:val="1"/>
         </w:numPr>
+        <w:spacing w:line="360" w:lineRule="auto"/>
       </w:pPr>
       <w:r>
         <w:rPr>
@@ -84,6 +105,7 @@
           <w:ilvl w:val="0"/>
           <w:numId w:val="1"/>
         </w:numPr>
+        <w:spacing w:line="360" w:lineRule="auto"/>
       </w:pPr>
       <w:r>
         <w:rPr>
@@ -102,17 +124,22 @@
           <w:ilvl w:val="0"/>
           <w:numId w:val="1"/>
         </w:numPr>
+        <w:spacing w:line="360" w:lineRule="auto"/>
       </w:pPr>
     </w:p>
     <w:p>
       <w:pPr>
         <w:pStyle w:val="Ttulo2"/>
+        <w:spacing w:line="360" w:lineRule="auto"/>
       </w:pPr>
       <w:r>
         <w:t>Clientes o consumidores principales</w:t>
       </w:r>
     </w:p>
     <w:p>
+      <w:pPr>
+        <w:spacing w:line="360" w:lineRule="auto"/>
+      </w:pPr>
       <w:r>
         <w:t>El público objetivo se divide en dos segmentos:</w:t>
       </w:r>
@@ -124,6 +151,7 @@
           <w:ilvl w:val="0"/>
           <w:numId w:val="2"/>
         </w:numPr>
+        <w:spacing w:line="360" w:lineRule="auto"/>
       </w:pPr>
       <w:r>
         <w:rPr>
@@ -142,11 +170,13 @@
           <w:ilvl w:val="0"/>
           <w:numId w:val="2"/>
         </w:numPr>
+        <w:spacing w:line="360" w:lineRule="auto"/>
       </w:pPr>
       <w:r>
         <w:rPr>
           <w:b/>
         </w:rPr>
+        <w:lastRenderedPageBreak/>
         <w:t>Cliente Profesional</w:t>
       </w:r>
       <w:r>
@@ -159,6 +189,7 @@
     <w:p>
       <w:pPr>
         <w:pStyle w:val="Ttulo2"/>
+        <w:spacing w:line="360" w:lineRule="auto"/>
       </w:pPr>
       <w:r>
         <w:t>Ventajas y desventajas competitivas</w:t>
@@ -171,6 +202,7 @@
           <w:ilvl w:val="0"/>
           <w:numId w:val="6"/>
         </w:numPr>
+        <w:spacing w:line="360" w:lineRule="auto"/>
       </w:pPr>
       <w:r>
         <w:rPr>
@@ -186,6 +218,7 @@
           <w:ilvl w:val="1"/>
           <w:numId w:val="6"/>
         </w:numPr>
+        <w:spacing w:line="360" w:lineRule="auto"/>
       </w:pPr>
       <w:r>
         <w:t>Usabilidad específica: Interfaz “Fatigue-</w:t>
@@ -206,6 +239,7 @@
           <w:ilvl w:val="1"/>
           <w:numId w:val="6"/>
         </w:numPr>
+        <w:spacing w:line="360" w:lineRule="auto"/>
       </w:pPr>
       <w:r>
         <w:t xml:space="preserve">Rendimiento: Al estar desarrollada de forma nativa en </w:t>
@@ -226,6 +260,7 @@
           <w:ilvl w:val="0"/>
           <w:numId w:val="6"/>
         </w:numPr>
+        <w:spacing w:line="360" w:lineRule="auto"/>
       </w:pPr>
       <w:r>
         <w:rPr>
@@ -241,9 +276,9 @@
           <w:ilvl w:val="1"/>
           <w:numId w:val="6"/>
         </w:numPr>
-      </w:pPr>
-      <w:r>
-        <w:lastRenderedPageBreak/>
+        <w:spacing w:line="360" w:lineRule="auto"/>
+      </w:pPr>
+      <w:r>
         <w:t>Mercado saturado: Existe competidores gigantes y muy asentados con grades comunidades detrás.</w:t>
       </w:r>
     </w:p>
@@ -254,6 +289,7 @@
           <w:ilvl w:val="1"/>
           <w:numId w:val="6"/>
         </w:numPr>
+        <w:spacing w:line="360" w:lineRule="auto"/>
       </w:pPr>
       <w:r>
         <w:t xml:space="preserve">Limitación de plataforma: En su lanzamiento </w:t>
@@ -269,6 +305,7 @@
           <w:ilvl w:val="1"/>
           <w:numId w:val="6"/>
         </w:numPr>
+        <w:spacing w:line="360" w:lineRule="auto"/>
       </w:pPr>
       <w:r>
         <w:t>Falta de capital inicial: Al ser un proyecto independiente, no hay un gran presupuesto para campañas de márquetin agresivas.</w:t>
@@ -277,6 +314,7 @@
     <w:p>
       <w:pPr>
         <w:pStyle w:val="Ttulo2"/>
+        <w:spacing w:line="360" w:lineRule="auto"/>
       </w:pPr>
       <w:r>
         <w:t>Costes implicados, ingresos esperados, margen, beneficio y el tiempo.</w:t>
@@ -289,6 +327,7 @@
           <w:ilvl w:val="0"/>
           <w:numId w:val="7"/>
         </w:numPr>
+        <w:spacing w:line="360" w:lineRule="auto"/>
       </w:pPr>
       <w:r>
         <w:rPr>
@@ -307,6 +346,7 @@
           <w:ilvl w:val="1"/>
           <w:numId w:val="7"/>
         </w:numPr>
+        <w:spacing w:line="360" w:lineRule="auto"/>
       </w:pPr>
       <w:r>
         <w:t>Fase de pruebas (Beta) y subida a tiendas: 1 mes.</w:t>
@@ -319,6 +359,7 @@
           <w:ilvl w:val="1"/>
           <w:numId w:val="7"/>
         </w:numPr>
+        <w:spacing w:line="360" w:lineRule="auto"/>
       </w:pPr>
       <w:r>
         <w:t>Fase de monetización: A partir del mes 6 de vida de la aplicación.</w:t>
@@ -331,6 +372,7 @@
           <w:ilvl w:val="0"/>
           <w:numId w:val="7"/>
         </w:numPr>
+        <w:spacing w:line="360" w:lineRule="auto"/>
       </w:pPr>
       <w:r>
         <w:rPr>
@@ -346,6 +388,7 @@
           <w:ilvl w:val="1"/>
           <w:numId w:val="7"/>
         </w:numPr>
+        <w:spacing w:line="360" w:lineRule="auto"/>
       </w:pPr>
       <w:r>
         <w:t>Licencias: Cuenta de desarrollador de Google Play (pago único de 25€).</w:t>
@@ -358,6 +401,7 @@
           <w:ilvl w:val="1"/>
           <w:numId w:val="7"/>
         </w:numPr>
+        <w:spacing w:line="360" w:lineRule="auto"/>
       </w:pPr>
       <w:r>
         <w:t>Infraestructura: Servidor VPS para alojar Spring Boot + MyS</w:t>
@@ -373,6 +417,7 @@
           <w:ilvl w:val="1"/>
           <w:numId w:val="7"/>
         </w:numPr>
+        <w:spacing w:line="360" w:lineRule="auto"/>
       </w:pPr>
       <w:r>
         <w:t>Coste de desarrollo: Como emprendedor, el coste principal es el tiempo invertido (</w:t>
@@ -393,6 +438,7 @@
           <w:ilvl w:val="0"/>
           <w:numId w:val="7"/>
         </w:numPr>
+        <w:spacing w:line="360" w:lineRule="auto"/>
       </w:pPr>
       <w:r>
         <w:rPr>
@@ -408,6 +454,7 @@
           <w:ilvl w:val="1"/>
           <w:numId w:val="7"/>
         </w:numPr>
+        <w:spacing w:line="360" w:lineRule="auto"/>
       </w:pPr>
       <w:r>
         <w:t>El modelo de ingresos se basa en una suscripción Pro de 2,99€/mes o 24,99€/año.</w:t>
@@ -420,8 +467,10 @@
           <w:ilvl w:val="1"/>
           <w:numId w:val="7"/>
         </w:numPr>
-      </w:pPr>
-      <w:r>
+        <w:spacing w:line="360" w:lineRule="auto"/>
+      </w:pPr>
+      <w:r>
+        <w:lastRenderedPageBreak/>
         <w:t xml:space="preserve">Con </w:t>
       </w:r>
       <w:r>
@@ -435,6 +484,7 @@
           <w:ilvl w:val="1"/>
           <w:numId w:val="7"/>
         </w:numPr>
+        <w:spacing w:line="360" w:lineRule="auto"/>
       </w:pPr>
       <w:r>
         <w:t>Al ser un producto de software, el margen bruto es muy alto (cercando al 85%, descontando comisiones de las pasarelas de pago y de Google Play).</w:t>
@@ -447,12 +497,19 @@
           <w:ilvl w:val="1"/>
           <w:numId w:val="7"/>
         </w:numPr>
+        <w:spacing w:line="360" w:lineRule="auto"/>
       </w:pPr>
       <w:r>
         <w:t>Beneficio: El primer año el beneficio económico directo sería modesto (Ingresos 2.500€ - Costes fijos 385€ = 2.115€), pero el retorno real se encuentra en la validación del mercado y el valor del producto creado.</w:t>
       </w:r>
     </w:p>
     <w:sectPr>
+      <w:headerReference w:type="even" r:id="rId7"/>
+      <w:headerReference w:type="default" r:id="rId8"/>
+      <w:footerReference w:type="even" r:id="rId9"/>
+      <w:footerReference w:type="default" r:id="rId10"/>
+      <w:headerReference w:type="first" r:id="rId11"/>
+      <w:footerReference w:type="first" r:id="rId12"/>
       <w:pgSz w:w="11906" w:h="16838"/>
       <w:pgMar w:top="1417" w:right="1701" w:bottom="1417" w:left="1701" w:header="708" w:footer="708" w:gutter="0"/>
       <w:cols w:space="708"/>
@@ -460,6 +517,148 @@
     </w:sectPr>
   </w:body>
 </w:document>
+</file>
+
+<file path=word/endnotes.xml><?xml version="1.0" encoding="utf-8"?>
+<w:endnotes xmlns:wpc="http://schemas.microsoft.com/office/word/2010/wordprocessingCanvas" xmlns:cx="http://schemas.microsoft.com/office/drawing/2014/chartex" xmlns:cx1="http://schemas.microsoft.com/office/drawing/2015/9/8/chartex" xmlns:cx2="http://schemas.microsoft.com/office/drawing/2015/10/21/chartex" xmlns:cx3="http://schemas.microsoft.com/office/drawing/2016/5/9/chartex" xmlns:cx4="http://schemas.microsoft.com/office/drawing/2016/5/10/chartex" xmlns:cx5="http://schemas.microsoft.com/office/drawing/2016/5/11/chartex" xmlns:cx6="http://schemas.microsoft.com/office/drawing/2016/5/12/chartex" xmlns:cx7="http://schemas.microsoft.com/office/drawing/2016/5/13/chartex" xmlns:cx8="http://schemas.microsoft.com/office/drawing/2016/5/14/chartex" xmlns:mc="http://schemas.openxmlformats.org/markup-compatibility/2006" xmlns:aink="http://schemas.microsoft.com/office/drawing/2016/ink" xmlns:am3d="http://schemas.microsoft.com/office/drawing/2017/model3d" xmlns:o="urn:schemas-microsoft-com:office:office" xmlns:oel="http://schemas.microsoft.com/office/2019/extlst" xmlns:r="http://schemas.openxmlformats.org/officeDocument/2006/relationships" xmlns:m="http://schemas.openxmlformats.org/officeDocument/2006/math" xmlns:v="urn:schemas-microsoft-com:vml" xmlns:wp14="http://schemas.microsoft.com/office/word/2010/wordprocessingDrawing" xmlns:wp="http://schemas.openxmlformats.org/drawingml/2006/wordprocessingDrawing" xmlns:w10="urn:schemas-microsoft-com:office:word" xmlns:w="http://schemas.openxmlformats.org/wordprocessingml/2006/main" xmlns:w14="http://schemas.microsoft.com/office/word/2010/wordml" xmlns:w15="http://schemas.microsoft.com/office/word/2012/wordml" xmlns:w16cex="http://schemas.microsoft.com/office/word/2018/wordml/cex" xmlns:w16cid="http://schemas.microsoft.com/office/word/2016/wordml/cid" xmlns:w16="http://schemas.microsoft.com/office/word/2018/wordml" xmlns:w16du="http://schemas.microsoft.com/office/word/2023/wordml/word16du" xmlns:w16sdtdh="http://schemas.microsoft.com/office/word/2020/wordml/sdtdatahash" xmlns:w16sdtfl="http://schemas.microsoft.com/office/word/2024/wordml/sdtformatlock" xmlns:w16se="http://schemas.microsoft.com/office/word/2015/wordml/symex" xmlns:wpg="http://schemas.microsoft.com/office/word/2010/wordprocessingGroup" xmlns:wpi="http://schemas.microsoft.com/office/word/2010/wordprocessingInk" xmlns:wne="http://schemas.microsoft.com/office/word/2006/wordml" xmlns:wps="http://schemas.microsoft.com/office/word/2010/wordprocessingShape" mc:Ignorable="w14 w15 w16se w16cid w16 w16cex w16sdtdh w16sdtfl w16du wp14">
+  <w:endnote w:type="separator" w:id="-1">
+    <w:p>
+      <w:pPr>
+        <w:spacing w:after="0" w:line="240" w:lineRule="auto"/>
+      </w:pPr>
+      <w:r>
+        <w:separator/>
+      </w:r>
+    </w:p>
+  </w:endnote>
+  <w:endnote w:type="continuationSeparator" w:id="0">
+    <w:p>
+      <w:pPr>
+        <w:spacing w:after="0" w:line="240" w:lineRule="auto"/>
+      </w:pPr>
+      <w:r>
+        <w:continuationSeparator/>
+      </w:r>
+    </w:p>
+  </w:endnote>
+</w:endnotes>
+</file>
+
+<file path=word/footer1.xml><?xml version="1.0" encoding="utf-8"?>
+<w:ftr xmlns:wpc="http://schemas.microsoft.com/office/word/2010/wordprocessingCanvas" xmlns:cx="http://schemas.microsoft.com/office/drawing/2014/chartex" xmlns:cx1="http://schemas.microsoft.com/office/drawing/2015/9/8/chartex" xmlns:cx2="http://schemas.microsoft.com/office/drawing/2015/10/21/chartex" xmlns:cx3="http://schemas.microsoft.com/office/drawing/2016/5/9/chartex" xmlns:cx4="http://schemas.microsoft.com/office/drawing/2016/5/10/chartex" xmlns:cx5="http://schemas.microsoft.com/office/drawing/2016/5/11/chartex" xmlns:cx6="http://schemas.microsoft.com/office/drawing/2016/5/12/chartex" xmlns:cx7="http://schemas.microsoft.com/office/drawing/2016/5/13/chartex" xmlns:cx8="http://schemas.microsoft.com/office/drawing/2016/5/14/chartex" xmlns:mc="http://schemas.openxmlformats.org/markup-compatibility/2006" xmlns:aink="http://schemas.microsoft.com/office/drawing/2016/ink" xmlns:am3d="http://schemas.microsoft.com/office/drawing/2017/model3d" xmlns:o="urn:schemas-microsoft-com:office:office" xmlns:oel="http://schemas.microsoft.com/office/2019/extlst" xmlns:r="http://schemas.openxmlformats.org/officeDocument/2006/relationships" xmlns:m="http://schemas.openxmlformats.org/officeDocument/2006/math" xmlns:v="urn:schemas-microsoft-com:vml" xmlns:wp14="http://schemas.microsoft.com/office/word/2010/wordprocessingDrawing" xmlns:wp="http://schemas.openxmlformats.org/drawingml/2006/wordprocessingDrawing" xmlns:w10="urn:schemas-microsoft-com:office:word" xmlns:w="http://schemas.openxmlformats.org/wordprocessingml/2006/main" xmlns:w14="http://schemas.microsoft.com/office/word/2010/wordml" xmlns:w15="http://schemas.microsoft.com/office/word/2012/wordml" xmlns:w16cex="http://schemas.microsoft.com/office/word/2018/wordml/cex" xmlns:w16cid="http://schemas.microsoft.com/office/word/2016/wordml/cid" xmlns:w16="http://schemas.microsoft.com/office/word/2018/wordml" xmlns:w16du="http://schemas.microsoft.com/office/word/2023/wordml/word16du" xmlns:w16sdtdh="http://schemas.microsoft.com/office/word/2020/wordml/sdtdatahash" xmlns:w16sdtfl="http://schemas.microsoft.com/office/word/2024/wordml/sdtformatlock" xmlns:w16se="http://schemas.microsoft.com/office/word/2015/wordml/symex" xmlns:wpg="http://schemas.microsoft.com/office/word/2010/wordprocessingGroup" xmlns:wpi="http://schemas.microsoft.com/office/word/2010/wordprocessingInk" xmlns:wne="http://schemas.microsoft.com/office/word/2006/wordml" xmlns:wps="http://schemas.microsoft.com/office/word/2010/wordprocessingShape" mc:Ignorable="w14 w15 w16se w16cid w16 w16cex w16sdtdh w16sdtfl w16du wp14">
+  <w:p>
+    <w:pPr>
+      <w:pStyle w:val="Piedepgina"/>
+    </w:pPr>
+  </w:p>
+</w:ftr>
+</file>
+
+<file path=word/footer2.xml><?xml version="1.0" encoding="utf-8"?>
+<w:ftr xmlns:wpc="http://schemas.microsoft.com/office/word/2010/wordprocessingCanvas" xmlns:cx="http://schemas.microsoft.com/office/drawing/2014/chartex" xmlns:cx1="http://schemas.microsoft.com/office/drawing/2015/9/8/chartex" xmlns:cx2="http://schemas.microsoft.com/office/drawing/2015/10/21/chartex" xmlns:cx3="http://schemas.microsoft.com/office/drawing/2016/5/9/chartex" xmlns:cx4="http://schemas.microsoft.com/office/drawing/2016/5/10/chartex" xmlns:cx5="http://schemas.microsoft.com/office/drawing/2016/5/11/chartex" xmlns:cx6="http://schemas.microsoft.com/office/drawing/2016/5/12/chartex" xmlns:cx7="http://schemas.microsoft.com/office/drawing/2016/5/13/chartex" xmlns:cx8="http://schemas.microsoft.com/office/drawing/2016/5/14/chartex" xmlns:mc="http://schemas.openxmlformats.org/markup-compatibility/2006" xmlns:aink="http://schemas.microsoft.com/office/drawing/2016/ink" xmlns:am3d="http://schemas.microsoft.com/office/drawing/2017/model3d" xmlns:o="urn:schemas-microsoft-com:office:office" xmlns:oel="http://schemas.microsoft.com/office/2019/extlst" xmlns:r="http://schemas.openxmlformats.org/officeDocument/2006/relationships" xmlns:m="http://schemas.openxmlformats.org/officeDocument/2006/math" xmlns:v="urn:schemas-microsoft-com:vml" xmlns:wp14="http://schemas.microsoft.com/office/word/2010/wordprocessingDrawing" xmlns:wp="http://schemas.openxmlformats.org/drawingml/2006/wordprocessingDrawing" xmlns:w10="urn:schemas-microsoft-com:office:word" xmlns:w="http://schemas.openxmlformats.org/wordprocessingml/2006/main" xmlns:w14="http://schemas.microsoft.com/office/word/2010/wordml" xmlns:w15="http://schemas.microsoft.com/office/word/2012/wordml" xmlns:w16cex="http://schemas.microsoft.com/office/word/2018/wordml/cex" xmlns:w16cid="http://schemas.microsoft.com/office/word/2016/wordml/cid" xmlns:w16="http://schemas.microsoft.com/office/word/2018/wordml" xmlns:w16du="http://schemas.microsoft.com/office/word/2023/wordml/word16du" xmlns:w16sdtdh="http://schemas.microsoft.com/office/word/2020/wordml/sdtdatahash" xmlns:w16sdtfl="http://schemas.microsoft.com/office/word/2024/wordml/sdtformatlock" xmlns:w16se="http://schemas.microsoft.com/office/word/2015/wordml/symex" xmlns:wpg="http://schemas.microsoft.com/office/word/2010/wordprocessingGroup" xmlns:wpi="http://schemas.microsoft.com/office/word/2010/wordprocessingInk" xmlns:wne="http://schemas.microsoft.com/office/word/2006/wordml" xmlns:wps="http://schemas.microsoft.com/office/word/2010/wordprocessingShape" mc:Ignorable="w14 w15 w16se w16cid w16 w16cex w16sdtdh w16sdtfl w16du wp14">
+  <w:sdt>
+    <w:sdtPr>
+      <w:id w:val="1783530382"/>
+      <w:docPartObj>
+        <w:docPartGallery w:val="Page Numbers (Bottom of Page)"/>
+        <w:docPartUnique/>
+      </w:docPartObj>
+    </w:sdtPr>
+    <w:sdtContent>
+      <w:p>
+        <w:pPr>
+          <w:pStyle w:val="Piedepgina"/>
+          <w:jc w:val="right"/>
+        </w:pPr>
+        <w:r>
+          <w:fldChar w:fldCharType="begin"/>
+        </w:r>
+        <w:r>
+          <w:instrText>PAGE   \* MERGEFORMAT</w:instrText>
+        </w:r>
+        <w:r>
+          <w:fldChar w:fldCharType="separate"/>
+        </w:r>
+        <w:r>
+          <w:t>2</w:t>
+        </w:r>
+        <w:r>
+          <w:fldChar w:fldCharType="end"/>
+        </w:r>
+      </w:p>
+    </w:sdtContent>
+  </w:sdt>
+  <w:p>
+    <w:pPr>
+      <w:pStyle w:val="Piedepgina"/>
+    </w:pPr>
+  </w:p>
+</w:ftr>
+</file>
+
+<file path=word/footer3.xml><?xml version="1.0" encoding="utf-8"?>
+<w:ftr xmlns:wpc="http://schemas.microsoft.com/office/word/2010/wordprocessingCanvas" xmlns:cx="http://schemas.microsoft.com/office/drawing/2014/chartex" xmlns:cx1="http://schemas.microsoft.com/office/drawing/2015/9/8/chartex" xmlns:cx2="http://schemas.microsoft.com/office/drawing/2015/10/21/chartex" xmlns:cx3="http://schemas.microsoft.com/office/drawing/2016/5/9/chartex" xmlns:cx4="http://schemas.microsoft.com/office/drawing/2016/5/10/chartex" xmlns:cx5="http://schemas.microsoft.com/office/drawing/2016/5/11/chartex" xmlns:cx6="http://schemas.microsoft.com/office/drawing/2016/5/12/chartex" xmlns:cx7="http://schemas.microsoft.com/office/drawing/2016/5/13/chartex" xmlns:cx8="http://schemas.microsoft.com/office/drawing/2016/5/14/chartex" xmlns:mc="http://schemas.openxmlformats.org/markup-compatibility/2006" xmlns:aink="http://schemas.microsoft.com/office/drawing/2016/ink" xmlns:am3d="http://schemas.microsoft.com/office/drawing/2017/model3d" xmlns:o="urn:schemas-microsoft-com:office:office" xmlns:oel="http://schemas.microsoft.com/office/2019/extlst" xmlns:r="http://schemas.openxmlformats.org/officeDocument/2006/relationships" xmlns:m="http://schemas.openxmlformats.org/officeDocument/2006/math" xmlns:v="urn:schemas-microsoft-com:vml" xmlns:wp14="http://schemas.microsoft.com/office/word/2010/wordprocessingDrawing" xmlns:wp="http://schemas.openxmlformats.org/drawingml/2006/wordprocessingDrawing" xmlns:w10="urn:schemas-microsoft-com:office:word" xmlns:w="http://schemas.openxmlformats.org/wordprocessingml/2006/main" xmlns:w14="http://schemas.microsoft.com/office/word/2010/wordml" xmlns:w15="http://schemas.microsoft.com/office/word/2012/wordml" xmlns:w16cex="http://schemas.microsoft.com/office/word/2018/wordml/cex" xmlns:w16cid="http://schemas.microsoft.com/office/word/2016/wordml/cid" xmlns:w16="http://schemas.microsoft.com/office/word/2018/wordml" xmlns:w16du="http://schemas.microsoft.com/office/word/2023/wordml/word16du" xmlns:w16sdtdh="http://schemas.microsoft.com/office/word/2020/wordml/sdtdatahash" xmlns:w16sdtfl="http://schemas.microsoft.com/office/word/2024/wordml/sdtformatlock" xmlns:w16se="http://schemas.microsoft.com/office/word/2015/wordml/symex" xmlns:wpg="http://schemas.microsoft.com/office/word/2010/wordprocessingGroup" xmlns:wpi="http://schemas.microsoft.com/office/word/2010/wordprocessingInk" xmlns:wne="http://schemas.microsoft.com/office/word/2006/wordml" xmlns:wps="http://schemas.microsoft.com/office/word/2010/wordprocessingShape" mc:Ignorable="w14 w15 w16se w16cid w16 w16cex w16sdtdh w16sdtfl w16du wp14">
+  <w:p>
+    <w:pPr>
+      <w:pStyle w:val="Piedepgina"/>
+    </w:pPr>
+  </w:p>
+</w:ftr>
+</file>
+
+<file path=word/footnotes.xml><?xml version="1.0" encoding="utf-8"?>
+<w:footnotes xmlns:wpc="http://schemas.microsoft.com/office/word/2010/wordprocessingCanvas" xmlns:cx="http://schemas.microsoft.com/office/drawing/2014/chartex" xmlns:cx1="http://schemas.microsoft.com/office/drawing/2015/9/8/chartex" xmlns:cx2="http://schemas.microsoft.com/office/drawing/2015/10/21/chartex" xmlns:cx3="http://schemas.microsoft.com/office/drawing/2016/5/9/chartex" xmlns:cx4="http://schemas.microsoft.com/office/drawing/2016/5/10/chartex" xmlns:cx5="http://schemas.microsoft.com/office/drawing/2016/5/11/chartex" xmlns:cx6="http://schemas.microsoft.com/office/drawing/2016/5/12/chartex" xmlns:cx7="http://schemas.microsoft.com/office/drawing/2016/5/13/chartex" xmlns:cx8="http://schemas.microsoft.com/office/drawing/2016/5/14/chartex" xmlns:mc="http://schemas.openxmlformats.org/markup-compatibility/2006" xmlns:aink="http://schemas.microsoft.com/office/drawing/2016/ink" xmlns:am3d="http://schemas.microsoft.com/office/drawing/2017/model3d" xmlns:o="urn:schemas-microsoft-com:office:office" xmlns:oel="http://schemas.microsoft.com/office/2019/extlst" xmlns:r="http://schemas.openxmlformats.org/officeDocument/2006/relationships" xmlns:m="http://schemas.openxmlformats.org/officeDocument/2006/math" xmlns:v="urn:schemas-microsoft-com:vml" xmlns:wp14="http://schemas.microsoft.com/office/word/2010/wordprocessingDrawing" xmlns:wp="http://schemas.openxmlformats.org/drawingml/2006/wordprocessingDrawing" xmlns:w10="urn:schemas-microsoft-com:office:word" xmlns:w="http://schemas.openxmlformats.org/wordprocessingml/2006/main" xmlns:w14="http://schemas.microsoft.com/office/word/2010/wordml" xmlns:w15="http://schemas.microsoft.com/office/word/2012/wordml" xmlns:w16cex="http://schemas.microsoft.com/office/word/2018/wordml/cex" xmlns:w16cid="http://schemas.microsoft.com/office/word/2016/wordml/cid" xmlns:w16="http://schemas.microsoft.com/office/word/2018/wordml" xmlns:w16du="http://schemas.microsoft.com/office/word/2023/wordml/word16du" xmlns:w16sdtdh="http://schemas.microsoft.com/office/word/2020/wordml/sdtdatahash" xmlns:w16sdtfl="http://schemas.microsoft.com/office/word/2024/wordml/sdtformatlock" xmlns:w16se="http://schemas.microsoft.com/office/word/2015/wordml/symex" xmlns:wpg="http://schemas.microsoft.com/office/word/2010/wordprocessingGroup" xmlns:wpi="http://schemas.microsoft.com/office/word/2010/wordprocessingInk" xmlns:wne="http://schemas.microsoft.com/office/word/2006/wordml" xmlns:wps="http://schemas.microsoft.com/office/word/2010/wordprocessingShape" mc:Ignorable="w14 w15 w16se w16cid w16 w16cex w16sdtdh w16sdtfl w16du wp14">
+  <w:footnote w:type="separator" w:id="-1">
+    <w:p>
+      <w:pPr>
+        <w:spacing w:after="0" w:line="240" w:lineRule="auto"/>
+      </w:pPr>
+      <w:r>
+        <w:separator/>
+      </w:r>
+    </w:p>
+  </w:footnote>
+  <w:footnote w:type="continuationSeparator" w:id="0">
+    <w:p>
+      <w:pPr>
+        <w:spacing w:after="0" w:line="240" w:lineRule="auto"/>
+      </w:pPr>
+      <w:r>
+        <w:continuationSeparator/>
+      </w:r>
+    </w:p>
+  </w:footnote>
+</w:footnotes>
+</file>
+
+<file path=word/header1.xml><?xml version="1.0" encoding="utf-8"?>
+<w:hdr xmlns:wpc="http://schemas.microsoft.com/office/word/2010/wordprocessingCanvas" xmlns:cx="http://schemas.microsoft.com/office/drawing/2014/chartex" xmlns:cx1="http://schemas.microsoft.com/office/drawing/2015/9/8/chartex" xmlns:cx2="http://schemas.microsoft.com/office/drawing/2015/10/21/chartex" xmlns:cx3="http://schemas.microsoft.com/office/drawing/2016/5/9/chartex" xmlns:cx4="http://schemas.microsoft.com/office/drawing/2016/5/10/chartex" xmlns:cx5="http://schemas.microsoft.com/office/drawing/2016/5/11/chartex" xmlns:cx6="http://schemas.microsoft.com/office/drawing/2016/5/12/chartex" xmlns:cx7="http://schemas.microsoft.com/office/drawing/2016/5/13/chartex" xmlns:cx8="http://schemas.microsoft.com/office/drawing/2016/5/14/chartex" xmlns:mc="http://schemas.openxmlformats.org/markup-compatibility/2006" xmlns:aink="http://schemas.microsoft.com/office/drawing/2016/ink" xmlns:am3d="http://schemas.microsoft.com/office/drawing/2017/model3d" xmlns:o="urn:schemas-microsoft-com:office:office" xmlns:oel="http://schemas.microsoft.com/office/2019/extlst" xmlns:r="http://schemas.openxmlformats.org/officeDocument/2006/relationships" xmlns:m="http://schemas.openxmlformats.org/officeDocument/2006/math" xmlns:v="urn:schemas-microsoft-com:vml" xmlns:wp14="http://schemas.microsoft.com/office/word/2010/wordprocessingDrawing" xmlns:wp="http://schemas.openxmlformats.org/drawingml/2006/wordprocessingDrawing" xmlns:w10="urn:schemas-microsoft-com:office:word" xmlns:w="http://schemas.openxmlformats.org/wordprocessingml/2006/main" xmlns:w14="http://schemas.microsoft.com/office/word/2010/wordml" xmlns:w15="http://schemas.microsoft.com/office/word/2012/wordml" xmlns:w16cex="http://schemas.microsoft.com/office/word/2018/wordml/cex" xmlns:w16cid="http://schemas.microsoft.com/office/word/2016/wordml/cid" xmlns:w16="http://schemas.microsoft.com/office/word/2018/wordml" xmlns:w16du="http://schemas.microsoft.com/office/word/2023/wordml/word16du" xmlns:w16sdtdh="http://schemas.microsoft.com/office/word/2020/wordml/sdtdatahash" xmlns:w16sdtfl="http://schemas.microsoft.com/office/word/2024/wordml/sdtformatlock" xmlns:w16se="http://schemas.microsoft.com/office/word/2015/wordml/symex" xmlns:wpg="http://schemas.microsoft.com/office/word/2010/wordprocessingGroup" xmlns:wpi="http://schemas.microsoft.com/office/word/2010/wordprocessingInk" xmlns:wne="http://schemas.microsoft.com/office/word/2006/wordml" xmlns:wps="http://schemas.microsoft.com/office/word/2010/wordprocessingShape" mc:Ignorable="w14 w15 w16se w16cid w16 w16cex w16sdtdh w16sdtfl w16du wp14">
+  <w:p>
+    <w:pPr>
+      <w:pStyle w:val="Encabezado"/>
+    </w:pPr>
+  </w:p>
+</w:hdr>
+</file>
+
+<file path=word/header2.xml><?xml version="1.0" encoding="utf-8"?>
+<w:hdr xmlns:wpc="http://schemas.microsoft.com/office/word/2010/wordprocessingCanvas" xmlns:cx="http://schemas.microsoft.com/office/drawing/2014/chartex" xmlns:cx1="http://schemas.microsoft.com/office/drawing/2015/9/8/chartex" xmlns:cx2="http://schemas.microsoft.com/office/drawing/2015/10/21/chartex" xmlns:cx3="http://schemas.microsoft.com/office/drawing/2016/5/9/chartex" xmlns:cx4="http://schemas.microsoft.com/office/drawing/2016/5/10/chartex" xmlns:cx5="http://schemas.microsoft.com/office/drawing/2016/5/11/chartex" xmlns:cx6="http://schemas.microsoft.com/office/drawing/2016/5/12/chartex" xmlns:cx7="http://schemas.microsoft.com/office/drawing/2016/5/13/chartex" xmlns:cx8="http://schemas.microsoft.com/office/drawing/2016/5/14/chartex" xmlns:mc="http://schemas.openxmlformats.org/markup-compatibility/2006" xmlns:aink="http://schemas.microsoft.com/office/drawing/2016/ink" xmlns:am3d="http://schemas.microsoft.com/office/drawing/2017/model3d" xmlns:o="urn:schemas-microsoft-com:office:office" xmlns:oel="http://schemas.microsoft.com/office/2019/extlst" xmlns:r="http://schemas.openxmlformats.org/officeDocument/2006/relationships" xmlns:m="http://schemas.openxmlformats.org/officeDocument/2006/math" xmlns:v="urn:schemas-microsoft-com:vml" xmlns:wp14="http://schemas.microsoft.com/office/word/2010/wordprocessingDrawing" xmlns:wp="http://schemas.openxmlformats.org/drawingml/2006/wordprocessingDrawing" xmlns:w10="urn:schemas-microsoft-com:office:word" xmlns:w="http://schemas.openxmlformats.org/wordprocessingml/2006/main" xmlns:w14="http://schemas.microsoft.com/office/word/2010/wordml" xmlns:w15="http://schemas.microsoft.com/office/word/2012/wordml" xmlns:w16cex="http://schemas.microsoft.com/office/word/2018/wordml/cex" xmlns:w16cid="http://schemas.microsoft.com/office/word/2016/wordml/cid" xmlns:w16="http://schemas.microsoft.com/office/word/2018/wordml" xmlns:w16du="http://schemas.microsoft.com/office/word/2023/wordml/word16du" xmlns:w16sdtdh="http://schemas.microsoft.com/office/word/2020/wordml/sdtdatahash" xmlns:w16sdtfl="http://schemas.microsoft.com/office/word/2024/wordml/sdtformatlock" xmlns:w16se="http://schemas.microsoft.com/office/word/2015/wordml/symex" xmlns:wpg="http://schemas.microsoft.com/office/word/2010/wordprocessingGroup" xmlns:wpi="http://schemas.microsoft.com/office/word/2010/wordprocessingInk" xmlns:wne="http://schemas.microsoft.com/office/word/2006/wordml" xmlns:wps="http://schemas.microsoft.com/office/word/2010/wordprocessingShape" mc:Ignorable="w14 w15 w16se w16cid w16 w16cex w16sdtdh w16sdtfl w16du wp14">
+  <w:p>
+    <w:pPr>
+      <w:pStyle w:val="Encabezado"/>
+    </w:pPr>
+  </w:p>
+</w:hdr>
+</file>
+
+<file path=word/header3.xml><?xml version="1.0" encoding="utf-8"?>
+<w:hdr xmlns:wpc="http://schemas.microsoft.com/office/word/2010/wordprocessingCanvas" xmlns:cx="http://schemas.microsoft.com/office/drawing/2014/chartex" xmlns:cx1="http://schemas.microsoft.com/office/drawing/2015/9/8/chartex" xmlns:cx2="http://schemas.microsoft.com/office/drawing/2015/10/21/chartex" xmlns:cx3="http://schemas.microsoft.com/office/drawing/2016/5/9/chartex" xmlns:cx4="http://schemas.microsoft.com/office/drawing/2016/5/10/chartex" xmlns:cx5="http://schemas.microsoft.com/office/drawing/2016/5/11/chartex" xmlns:cx6="http://schemas.microsoft.com/office/drawing/2016/5/12/chartex" xmlns:cx7="http://schemas.microsoft.com/office/drawing/2016/5/13/chartex" xmlns:cx8="http://schemas.microsoft.com/office/drawing/2016/5/14/chartex" xmlns:mc="http://schemas.openxmlformats.org/markup-compatibility/2006" xmlns:aink="http://schemas.microsoft.com/office/drawing/2016/ink" xmlns:am3d="http://schemas.microsoft.com/office/drawing/2017/model3d" xmlns:o="urn:schemas-microsoft-com:office:office" xmlns:oel="http://schemas.microsoft.com/office/2019/extlst" xmlns:r="http://schemas.openxmlformats.org/officeDocument/2006/relationships" xmlns:m="http://schemas.openxmlformats.org/officeDocument/2006/math" xmlns:v="urn:schemas-microsoft-com:vml" xmlns:wp14="http://schemas.microsoft.com/office/word/2010/wordprocessingDrawing" xmlns:wp="http://schemas.openxmlformats.org/drawingml/2006/wordprocessingDrawing" xmlns:w10="urn:schemas-microsoft-com:office:word" xmlns:w="http://schemas.openxmlformats.org/wordprocessingml/2006/main" xmlns:w14="http://schemas.microsoft.com/office/word/2010/wordml" xmlns:w15="http://schemas.microsoft.com/office/word/2012/wordml" xmlns:w16cex="http://schemas.microsoft.com/office/word/2018/wordml/cex" xmlns:w16cid="http://schemas.microsoft.com/office/word/2016/wordml/cid" xmlns:w16="http://schemas.microsoft.com/office/word/2018/wordml" xmlns:w16du="http://schemas.microsoft.com/office/word/2023/wordml/word16du" xmlns:w16sdtdh="http://schemas.microsoft.com/office/word/2020/wordml/sdtdatahash" xmlns:w16sdtfl="http://schemas.microsoft.com/office/word/2024/wordml/sdtformatlock" xmlns:w16se="http://schemas.microsoft.com/office/word/2015/wordml/symex" xmlns:wpg="http://schemas.microsoft.com/office/word/2010/wordprocessingGroup" xmlns:wpi="http://schemas.microsoft.com/office/word/2010/wordprocessingInk" xmlns:wne="http://schemas.microsoft.com/office/word/2006/wordml" xmlns:wps="http://schemas.microsoft.com/office/word/2010/wordprocessingShape" mc:Ignorable="w14 w15 w16se w16cid w16 w16cex w16sdtdh w16sdtfl w16du wp14">
+  <w:p>
+    <w:pPr>
+      <w:pStyle w:val="Encabezado"/>
+    </w:pPr>
+  </w:p>
+</w:hdr>
 </file>
 
 <file path=word/numbering.xml><?xml version="1.0" encoding="utf-8"?>
@@ -1758,6 +1957,50 @@
       <w:contextualSpacing/>
     </w:pPr>
   </w:style>
+  <w:style w:type="paragraph" w:styleId="Encabezado">
+    <w:name w:val="header"/>
+    <w:basedOn w:val="Normal"/>
+    <w:link w:val="EncabezadoCar"/>
+    <w:uiPriority w:val="99"/>
+    <w:unhideWhenUsed/>
+    <w:rsid w:val="006B26FC"/>
+    <w:pPr>
+      <w:tabs>
+        <w:tab w:val="center" w:pos="4252"/>
+        <w:tab w:val="right" w:pos="8504"/>
+      </w:tabs>
+      <w:spacing w:after="0" w:line="240" w:lineRule="auto"/>
+    </w:pPr>
+  </w:style>
+  <w:style w:type="character" w:customStyle="1" w:styleId="EncabezadoCar">
+    <w:name w:val="Encabezado Car"/>
+    <w:basedOn w:val="Fuentedeprrafopredeter"/>
+    <w:link w:val="Encabezado"/>
+    <w:uiPriority w:val="99"/>
+    <w:rsid w:val="006B26FC"/>
+  </w:style>
+  <w:style w:type="paragraph" w:styleId="Piedepgina">
+    <w:name w:val="footer"/>
+    <w:basedOn w:val="Normal"/>
+    <w:link w:val="PiedepginaCar"/>
+    <w:uiPriority w:val="99"/>
+    <w:unhideWhenUsed/>
+    <w:rsid w:val="006B26FC"/>
+    <w:pPr>
+      <w:tabs>
+        <w:tab w:val="center" w:pos="4252"/>
+        <w:tab w:val="right" w:pos="8504"/>
+      </w:tabs>
+      <w:spacing w:after="0" w:line="240" w:lineRule="auto"/>
+    </w:pPr>
+  </w:style>
+  <w:style w:type="character" w:customStyle="1" w:styleId="PiedepginaCar">
+    <w:name w:val="Pie de página Car"/>
+    <w:basedOn w:val="Fuentedeprrafopredeter"/>
+    <w:link w:val="Piedepgina"/>
+    <w:uiPriority w:val="99"/>
+    <w:rsid w:val="006B26FC"/>
+  </w:style>
 </w:styles>
 </file>
 
